--- a/model/WC_Benchmark_Memo.docx
+++ b/model/WC_Benchmark_Memo.docx
@@ -901,12 +901,17 @@
     <w:p>
       <w:pPr>
         <w:pStyle w:val="Heading1"/>
+        <w:spacing w:before="240"/>
+        <w:ind w:left="0" w:right="0"/>
       </w:pPr>
       <w:r>
         <w:t>Recommendation</w:t>
       </w:r>
     </w:p>
     <w:p>
+      <w:pPr>
+        <w:ind w:left="0" w:right="0"/>
+      </w:pPr>
       <w:r>
         <w:t>Target should preserve supplier-payment discipline while continuing to reduce inventory days through tighter replenishment, localized assortment controls, and earlier markdown action, because DIO is the operating lever most likely to move CCC without relying on an artificial DSO improvement.</w:t>
       </w:r>
